--- a/content/Bios/Frank_Messenger.docx
+++ b/content/Bios/Frank_Messenger.docx
@@ -1,278 +1,8 @@
 
 <file path=word/document.xml><?xml version="1.0" encoding="utf-8"?>
-<w:document xmlns:w14="http://schemas.microsoft.com/office/word/2010/wordml" xmlns:wp14="http://schemas.microsoft.com/office/word/2010/wordprocessingDrawing" xmlns:w="http://schemas.openxmlformats.org/wordprocessingml/2006/main" xmlns:m="http://schemas.openxmlformats.org/officeDocument/2006/math" xmlns:r="http://schemas.openxmlformats.org/officeDocument/2006/relationships" xmlns:o="urn:schemas-microsoft-com:office:office" xmlns:v="urn:schemas-microsoft-com:vml" xmlns:w10="urn:schemas-microsoft-com:office:word" xmlns:a="http://schemas.openxmlformats.org/drawingml/2006/main" xmlns:pic="http://schemas.openxmlformats.org/drawingml/2006/picture" xmlns:wp="http://schemas.openxmlformats.org/drawingml/2006/wordprocessingDrawing" xmlns:mc="http://schemas.openxmlformats.org/markup-compatibility/2006" mc:Ignorable="w14 wp14">
+<w:document xmlns:ns1="http://schemas.openxmlformats.org/markup-compatibility/2006" xmlns:ns2="http://schemas.microsoft.com/office/word/2010/wordml" xmlns:w="http://schemas.openxmlformats.org/wordprocessingml/2006/main" ns1:Ignorable="w14 wp14">
   <w:body>
-    <w:p xmlns:wp14="http://schemas.microsoft.com/office/word/2010/wordml" wp14:textId="77777777">
-      <w:pPr>
-        <w:pStyle w:val="FirstParagraph"/>
-      </w:pPr>
-      <w:r>
-        <w:rPr/>
-        <w:t>2000 Hall of Fame Inductee Frank Messenger – Fort Collins</w:t>
-      </w:r>
-      <w:r>
-        <w:rPr/>
-        <w:t xml:space="preserve"> </w:t>
-      </w:r>
-      <w:r>
-        <w:rPr/>
-        <w:t>Frank Messenger has umpired from Tobacco Road to South Boulder Road, and in his 27 years as an</w:t>
-      </w:r>
-      <w:r>
-        <w:rPr/>
-        <w:t xml:space="preserve"> </w:t>
-      </w:r>
-      <w:r>
-        <w:rPr/>
-        <w:t>umpire he has served on more committees than a senior member of Congress. Among the more</w:t>
-      </w:r>
-      <w:r>
-        <w:rPr/>
-        <w:t xml:space="preserve"> </w:t>
-      </w:r>
-      <w:r>
-        <w:rPr/>
-        <w:t>interesting accomplishments of Frank’s career is the fact that he has umpired high school playoff</w:t>
-      </w:r>
-      <w:r>
-        <w:rPr/>
-        <w:t xml:space="preserve"> </w:t>
-      </w:r>
-      <w:r>
-        <w:rPr/>
-        <w:t>games for seven straight years, in both North Carolina and Colorado.</w:t>
-      </w:r>
-      <w:r>
-        <w:rPr/>
-        <w:t xml:space="preserve"> </w:t>
-      </w:r>
-      <w:r>
-        <w:rPr/>
-        <w:t>He has been an advisor to the top umpire groups in the Denver Metro area having served as President</w:t>
-      </w:r>
-      <w:r>
-        <w:rPr/>
-        <w:t xml:space="preserve"> </w:t>
-      </w:r>
-      <w:r>
-        <w:rPr/>
-        <w:t xml:space="preserve">of the Rocky Mountain Umpires </w:t>
-      </w:r>
-      <w:r>
-        <w:rPr/>
-        <w:t>Association, and</w:t>
-      </w:r>
-      <w:r>
-        <w:rPr/>
-        <w:t xml:space="preserve"> sat on the board of directors of the Rocky Mountain</w:t>
-      </w:r>
-      <w:r>
-        <w:rPr/>
-        <w:t xml:space="preserve"> </w:t>
-      </w:r>
-      <w:r>
-        <w:rPr/>
-        <w:t>Sports Officials Association. He was also a member of the Colorado Baseball Umpires Association</w:t>
-      </w:r>
-      <w:r>
-        <w:rPr/>
-        <w:t xml:space="preserve"> </w:t>
-      </w:r>
-      <w:r>
-        <w:rPr/>
-        <w:t>Executive Committee.</w:t>
-      </w:r>
-      <w:r>
-        <w:rPr/>
-        <w:t xml:space="preserve"> </w:t>
-      </w:r>
-      <w:r>
-        <w:rPr/>
-        <w:t>When not tied up in committee meetings, Frank also has seen action on the softball diamond. As a</w:t>
-      </w:r>
-      <w:r>
-        <w:rPr/>
-        <w:t xml:space="preserve"> </w:t>
-      </w:r>
-      <w:r>
-        <w:rPr/>
-        <w:t xml:space="preserve">member of the Amateur Softball Association, he has </w:t>
-      </w:r>
-      <w:r>
-        <w:rPr/>
-        <w:t>worked</w:t>
-      </w:r>
-      <w:r>
-        <w:rPr/>
-        <w:t xml:space="preserve"> nine state tournaments and four regional</w:t>
-      </w:r>
-      <w:r>
-        <w:rPr/>
-        <w:t xml:space="preserve"> </w:t>
-      </w:r>
-      <w:r>
-        <w:rPr/>
-        <w:t>tournaments. The Denver Recreation Department also tabbed Frank to conduct umpire training</w:t>
-      </w:r>
-      <w:r>
-        <w:rPr/>
-        <w:t xml:space="preserve"> </w:t>
-      </w:r>
-      <w:r>
-        <w:rPr/>
-        <w:t>clinics.</w:t>
-      </w:r>
-      <w:r>
-        <w:rPr/>
-        <w:t xml:space="preserve"> </w:t>
-      </w:r>
-      <w:r>
-        <w:rPr/>
-        <w:t xml:space="preserve">When Frank retired from active umpiring, his involvement in athletics </w:t>
-      </w:r>
-      <w:r>
-        <w:rPr/>
-        <w:t>didn’t</w:t>
-      </w:r>
-      <w:r>
-        <w:rPr/>
-        <w:t xml:space="preserve"> end. Many veteran</w:t>
-      </w:r>
-      <w:r>
-        <w:rPr/>
-        <w:t xml:space="preserve"> </w:t>
-      </w:r>
-      <w:r>
-        <w:rPr/>
-        <w:t xml:space="preserve">umpires remember Frank coaching at several schools in the Metro League. He guided his </w:t>
-      </w:r>
-      <w:r>
-        <w:rPr/>
-        <w:t>girls</w:t>
-      </w:r>
-      <w:r>
-        <w:rPr/>
-        <w:t xml:space="preserve"> </w:t>
-      </w:r>
-      <w:r>
-        <w:rPr/>
-        <w:t xml:space="preserve">basketball teams to two state </w:t>
-      </w:r>
-      <w:r>
-        <w:rPr/>
-        <w:t>tournaments, and</w:t>
-      </w:r>
-      <w:r>
-        <w:rPr/>
-        <w:t xml:space="preserve"> was named Metropolitan League Coach of the Year in</w:t>
-      </w:r>
-      <w:r>
-        <w:rPr/>
-        <w:t xml:space="preserve"> </w:t>
-      </w:r>
-      <w:r>
-        <w:rPr/>
-        <w:t>1990 and 1991, as well as Denver Post Coach of the Year in 1990. As a baseball coach, Frank was</w:t>
-      </w:r>
-      <w:r>
-        <w:rPr/>
-        <w:t xml:space="preserve"> </w:t>
-      </w:r>
-      <w:r>
-        <w:rPr/>
-        <w:t>Metropolitan League Coach of the Year in 1995. The crowning achievement of his coaching career was</w:t>
-      </w:r>
-      <w:r>
-        <w:rPr/>
-        <w:t xml:space="preserve"> </w:t>
-      </w:r>
-      <w:r>
-        <w:rPr/>
-        <w:t>his election into the Metropolitan League Hall of Fame.</w:t>
-      </w:r>
-      <w:r>
-        <w:rPr/>
-        <w:t xml:space="preserve"> </w:t>
-      </w:r>
-      <w:r>
-        <w:rPr/>
-        <w:t xml:space="preserve">Frank has been </w:t>
-      </w:r>
-      <w:r>
-        <w:rPr/>
-        <w:t>very active</w:t>
-      </w:r>
-      <w:r>
-        <w:rPr/>
-        <w:t xml:space="preserve"> with youth outside of his duties as a teacher and a </w:t>
-      </w:r>
-      <w:r>
-        <w:rPr/>
-        <w:t>coach</w:t>
-      </w:r>
-      <w:r>
-        <w:rPr/>
-        <w:t xml:space="preserve"> having worked as</w:t>
-      </w:r>
-      <w:r>
-        <w:rPr/>
-        <w:t xml:space="preserve"> </w:t>
-      </w:r>
-      <w:r>
-        <w:rPr/>
-        <w:t>a camp counselor and recreation director. He graduated from Regis High School and received his</w:t>
-      </w:r>
-      <w:r>
-        <w:rPr/>
-        <w:t xml:space="preserve"> </w:t>
-      </w:r>
-      <w:r>
-        <w:rPr/>
-        <w:t>degree from Regis College (BA Sociology/PE). He holds a Colorado Teaching Certificate with</w:t>
-      </w:r>
-      <w:r>
-        <w:rPr/>
-        <w:t xml:space="preserve"> </w:t>
-      </w:r>
-      <w:r>
-        <w:rPr/>
-        <w:t>endorsements in elementary education and junior high mathematics. Frank is currently teaching and</w:t>
-      </w:r>
-      <w:r>
-        <w:rPr/>
-        <w:t xml:space="preserve"> </w:t>
-      </w:r>
-      <w:r>
-        <w:rPr/>
-        <w:t>coaching at Elbert High School and makes his home in Elbert, Colorado with his wife, Nancy.</w:t>
-      </w:r>
-    </w:p>
-    <w:p>
-      <w:pPr>
-        <w:pStyle w:val="BodyText"/>
-      </w:pPr>
-    </w:p>
-    <w:p>
-      <w:pPr>
-        <w:pStyle w:val="Heading2"/>
-        <w:spacing w:before="261" w:beforeAutospacing="off" w:after="261" w:afterAutospacing="off" w:line="300" w:lineRule="auto"/>
-      </w:pPr>
-      <w:r>
-        <w:rPr>
-          <w:rFonts w:ascii="Segoe UI" w:hAnsi="Segoe UI" w:eastAsia="Segoe UI" w:cs="Segoe UI"/>
-          <w:b w:val="1"/>
-          <w:bCs w:val="1"/>
-          <w:i w:val="0"/>
-          <w:iCs w:val="0"/>
-          <w:noProof w:val="0"/>
-          <w:sz w:val="31"/>
-          <w:szCs w:val="31"/>
-          <w:lang w:val="en-US"/>
-        </w:rPr>
-        <w:t>Revised Biography: Frank Messenger</w:t>
-      </w:r>
-    </w:p>
-    <w:p>
+    <w:p ns2:paraId="05EA7148" ns2:textId="1CA1D410">
       <w:pPr>
         <w:pStyle w:val="Heading3"/>
         <w:spacing w:before="246" w:beforeAutospacing="off" w:after="246" w:afterAutospacing="off" w:line="300" w:lineRule="auto"/>
@@ -292,7 +22,7 @@
         <w:t>2000 Hall of Fame Inductee – Fort Collins</w:t>
       </w:r>
     </w:p>
-    <w:p>
+    <w:p ns2:paraId="48D2785B" ns2:textId="5F01313B">
       <w:pPr>
         <w:spacing w:before="0" w:beforeAutospacing="off" w:after="0" w:afterAutospacing="off" w:line="300" w:lineRule="auto"/>
         <w:rPr>
@@ -322,7 +52,7 @@
         <w:t>Frank Messenger built a distinguished twenty‑seven‑year career as an umpire, working fields from Tobacco Road to South Boulder Road. Known for his steady leadership and deep knowledge of the game, he contributed extensively to the profession through committee work, training, and organizational service.</w:t>
       </w:r>
     </w:p>
-    <w:p>
+    <w:p ns2:paraId="7231CEF1" ns2:textId="4A525862">
       <w:pPr>
         <w:spacing w:before="0" w:beforeAutospacing="off" w:after="0" w:afterAutospacing="off" w:line="300" w:lineRule="auto"/>
         <w:rPr>
@@ -520,7 +250,7 @@
         <w:t xml:space="preserve"> relied on him to conduct umpire training clinics.</w:t>
       </w:r>
     </w:p>
-    <w:p>
+    <w:p ns2:paraId="30F25CA2" ns2:textId="66B60E6F">
       <w:pPr>
         <w:spacing w:before="0" w:beforeAutospacing="off" w:after="0" w:afterAutospacing="off" w:line="300" w:lineRule="auto"/>
         <w:rPr>
@@ -690,7 +420,7 @@
         <w:t>.</w:t>
       </w:r>
     </w:p>
-    <w:p>
+    <w:p ns2:paraId="37D2D412" ns2:textId="6E7863EF">
       <w:pPr>
         <w:spacing w:before="0" w:beforeAutospacing="off" w:after="0" w:afterAutospacing="off" w:line="300" w:lineRule="auto"/>
         <w:rPr>
@@ -804,7 +534,7 @@
         <w:t xml:space="preserve"> (BA Sociology/PE) and holds a Colorado Teaching Certificate with endorsements in elementary education and junior high mathematics.</w:t>
       </w:r>
     </w:p>
-    <w:p>
+    <w:p ns2:paraId="3BAABC9B" ns2:textId="6FEB1F23">
       <w:pPr>
         <w:spacing w:before="0" w:beforeAutospacing="off" w:after="0" w:afterAutospacing="off" w:line="300" w:lineRule="auto"/>
         <w:rPr>
@@ -862,7 +592,7 @@
         <w:t>, and he and his wife, Nancy, make their home in Elbert, Colorado.</w:t>
       </w:r>
     </w:p>
-    <w:p>
+    <w:p ns2:paraId="4FDE6124" ns2:textId="294C6E92">
       <w:pPr>
         <w:pStyle w:val="BodyText"/>
       </w:pPr>
